--- a/pictures.docx
+++ b/pictures.docx
@@ -2,6 +2,21 @@
 <file path=word/document.xml><?xml version="1.0" encoding="utf-8"?>
 <w:document xmlns:wpc="http://schemas.microsoft.com/office/word/2010/wordprocessingCanvas" xmlns:mc="http://schemas.openxmlformats.org/markup-compatibility/2006" xmlns:o="urn:schemas-microsoft-com:office:office" xmlns:r="http://schemas.openxmlformats.org/officeDocument/2006/relationships" xmlns:m="http://schemas.openxmlformats.org/officeDocument/2006/math" xmlns:v="urn:schemas-microsoft-com:vml" xmlns:wp14="http://schemas.microsoft.com/office/word/2010/wordprocessingDrawing" xmlns:wp="http://schemas.openxmlformats.org/drawingml/2006/wordprocessingDrawing" xmlns:w="http://schemas.openxmlformats.org/wordprocessingml/2006/main" xmlns:w14="http://schemas.microsoft.com/office/word/2010/wordml" xmlns:w10="urn:schemas-microsoft-com:office:word" xmlns:w15="http://schemas.microsoft.com/office/word/2012/wordml" xmlns:wpg="http://schemas.microsoft.com/office/word/2010/wordprocessingGroup" xmlns:wpi="http://schemas.microsoft.com/office/word/2010/wordprocessingInk" xmlns:wne="http://schemas.microsoft.com/office/word/2006/wordml" xmlns:wps="http://schemas.microsoft.com/office/word/2010/wordprocessingShape" xmlns:wpsCustomData="http://www.wps.cn/officeDocument/2013/wpsCustomData" mc:Ignorable="w14 w15 wp14">
   <w:body>
+    <w:p>
+      <w:pPr>
+        <w:rPr>
+          <w:rFonts w:hint="default"/>
+          <w:lang w:val="en-US"/>
+        </w:rPr>
+      </w:pPr>
+      <w:r>
+        <w:rPr>
+          <w:rFonts w:hint="default"/>
+          <w:lang w:val="en-US"/>
+        </w:rPr>
+        <w:t>1</w:t>
+      </w:r>
+    </w:p>
     <w:p>
       <w:r>
         <w:drawing>
@@ -51,7 +66,7 @@
       <w:pPr>
         <w:rPr>
           <w:rFonts w:hint="default"/>
-          <w:lang w:val="ru-RU"/>
+          <w:lang w:val="en-US"/>
         </w:rPr>
       </w:pPr>
       <w:r>
@@ -63,130 +78,27 @@
       </w:r>
     </w:p>
     <w:p>
-      <w:r>
-        <w:drawing>
-          <wp:inline distT="0" distB="0" distL="114300" distR="114300">
-            <wp:extent cx="5264150" cy="462915"/>
-            <wp:effectExtent l="0" t="0" r="12700" b="13335"/>
-            <wp:docPr id="8" name="Изображение 6"/>
-            <wp:cNvGraphicFramePr>
-              <a:graphicFrameLocks xmlns:a="http://schemas.openxmlformats.org/drawingml/2006/main" noChangeAspect="1"/>
-            </wp:cNvGraphicFramePr>
-            <a:graphic xmlns:a="http://schemas.openxmlformats.org/drawingml/2006/main">
-              <a:graphicData uri="http://schemas.openxmlformats.org/drawingml/2006/picture">
-                <pic:pic xmlns:pic="http://schemas.openxmlformats.org/drawingml/2006/picture">
-                  <pic:nvPicPr>
-                    <pic:cNvPr id="8" name="Изображение 6"/>
-                    <pic:cNvPicPr>
-                      <a:picLocks noChangeAspect="1"/>
-                    </pic:cNvPicPr>
-                  </pic:nvPicPr>
-                  <pic:blipFill>
-                    <a:blip r:embed="rId5"/>
-                    <a:stretch>
-                      <a:fillRect/>
-                    </a:stretch>
-                  </pic:blipFill>
-                  <pic:spPr>
-                    <a:xfrm>
-                      <a:off x="0" y="0"/>
-                      <a:ext cx="5264150" cy="462915"/>
-                    </a:xfrm>
-                    <a:prstGeom prst="rect">
-                      <a:avLst/>
-                    </a:prstGeom>
-                    <a:noFill/>
-                    <a:ln>
-                      <a:noFill/>
-                    </a:ln>
-                  </pic:spPr>
-                </pic:pic>
-              </a:graphicData>
-            </a:graphic>
-          </wp:inline>
-        </w:drawing>
-      </w:r>
-      <w:r>
-        <w:drawing>
-          <wp:inline distT="0" distB="0" distL="114300" distR="114300">
-            <wp:extent cx="5272405" cy="2861310"/>
-            <wp:effectExtent l="0" t="0" r="4445" b="15240"/>
-            <wp:docPr id="14" name="Изображение 3"/>
-            <wp:cNvGraphicFramePr>
-              <a:graphicFrameLocks xmlns:a="http://schemas.openxmlformats.org/drawingml/2006/main" noChangeAspect="1"/>
-            </wp:cNvGraphicFramePr>
-            <a:graphic xmlns:a="http://schemas.openxmlformats.org/drawingml/2006/main">
-              <a:graphicData uri="http://schemas.openxmlformats.org/drawingml/2006/picture">
-                <pic:pic xmlns:pic="http://schemas.openxmlformats.org/drawingml/2006/picture">
-                  <pic:nvPicPr>
-                    <pic:cNvPr id="14" name="Изображение 3"/>
-                    <pic:cNvPicPr>
-                      <a:picLocks noChangeAspect="1"/>
-                    </pic:cNvPicPr>
-                  </pic:nvPicPr>
-                  <pic:blipFill>
-                    <a:blip r:embed="rId6"/>
-                    <a:stretch>
-                      <a:fillRect/>
-                    </a:stretch>
-                  </pic:blipFill>
-                  <pic:spPr>
-                    <a:xfrm>
-                      <a:off x="0" y="0"/>
-                      <a:ext cx="5272405" cy="2861310"/>
-                    </a:xfrm>
-                    <a:prstGeom prst="rect">
-                      <a:avLst/>
-                    </a:prstGeom>
-                    <a:noFill/>
-                    <a:ln>
-                      <a:noFill/>
-                    </a:ln>
-                  </pic:spPr>
-                </pic:pic>
-              </a:graphicData>
-            </a:graphic>
-          </wp:inline>
-        </w:drawing>
-      </w:r>
-    </w:p>
-    <w:p/>
-    <w:p>
-      <w:pPr>
-        <w:rPr>
-          <w:rFonts w:hint="default"/>
-          <w:lang w:val="ru-RU"/>
-        </w:rPr>
-      </w:pPr>
-      <w:r>
-        <w:rPr>
-          <w:lang w:val="ru-RU"/>
-        </w:rPr>
-        <w:t>Настройки</w:t>
-      </w:r>
-      <w:r>
-        <w:rPr>
-          <w:rFonts w:hint="default"/>
-          <w:lang w:val="ru-RU"/>
-        </w:rPr>
-        <w:t xml:space="preserve"> частотного преобразователя (обе пикчи сверху)</w:t>
-      </w:r>
-    </w:p>
-    <w:p>
-      <w:pPr>
-        <w:rPr>
-          <w:rFonts w:hint="default"/>
-          <w:lang w:val="en-US"/>
-        </w:rPr>
-      </w:pPr>
-    </w:p>
-    <w:p>
-      <w:pPr>
-        <w:rPr>
-          <w:rFonts w:hint="default"/>
-          <w:lang w:val="en-US"/>
-        </w:rPr>
-      </w:pPr>
+      <w:pPr>
+        <w:rPr>
+          <w:rFonts w:hint="default"/>
+          <w:lang w:val="en-US"/>
+        </w:rPr>
+      </w:pPr>
+    </w:p>
+    <w:p>
+      <w:pPr>
+        <w:rPr>
+          <w:rFonts w:hint="default"/>
+          <w:lang w:val="en-US"/>
+        </w:rPr>
+      </w:pPr>
+      <w:r>
+        <w:rPr>
+          <w:rFonts w:hint="default"/>
+          <w:lang w:val="en-US"/>
+        </w:rPr>
+        <w:t>4</w:t>
+      </w:r>
     </w:p>
     <w:p>
       <w:r>
@@ -208,7 +120,7 @@
                     </pic:cNvPicPr>
                   </pic:nvPicPr>
                   <pic:blipFill>
-                    <a:blip r:embed="rId7"/>
+                    <a:blip r:embed="rId5"/>
                     <a:stretch>
                       <a:fillRect/>
                     </a:stretch>
@@ -284,7 +196,7 @@
                     </pic:cNvPicPr>
                   </pic:nvPicPr>
                   <pic:blipFill>
-                    <a:blip r:embed="rId8"/>
+                    <a:blip r:embed="rId6"/>
                     <a:stretch>
                       <a:fillRect/>
                     </a:stretch>
@@ -375,7 +287,7 @@
                     </pic:cNvPicPr>
                   </pic:nvPicPr>
                   <pic:blipFill>
-                    <a:blip r:embed="rId9"/>
+                    <a:blip r:embed="rId7"/>
                     <a:stretch>
                       <a:fillRect/>
                     </a:stretch>
@@ -435,7 +347,7 @@
                     </pic:cNvPicPr>
                   </pic:nvPicPr>
                   <pic:blipFill>
-                    <a:blip r:embed="rId10"/>
+                    <a:blip r:embed="rId8"/>
                     <a:stretch>
                       <a:fillRect/>
                     </a:stretch>
@@ -495,7 +407,7 @@
                     </pic:cNvPicPr>
                   </pic:nvPicPr>
                   <pic:blipFill>
-                    <a:blip r:embed="rId11"/>
+                    <a:blip r:embed="rId9"/>
                     <a:stretch>
                       <a:fillRect/>
                     </a:stretch>
@@ -561,7 +473,7 @@
                     </pic:cNvPicPr>
                   </pic:nvPicPr>
                   <pic:blipFill>
-                    <a:blip r:embed="rId12"/>
+                    <a:blip r:embed="rId10"/>
                     <a:stretch>
                       <a:fillRect/>
                     </a:stretch>
@@ -657,7 +569,7 @@
                     </pic:cNvPicPr>
                   </pic:nvPicPr>
                   <pic:blipFill>
-                    <a:blip r:embed="rId13"/>
+                    <a:blip r:embed="rId11"/>
                     <a:stretch>
                       <a:fillRect/>
                     </a:stretch>
@@ -809,7 +721,7 @@
                     </pic:cNvPicPr>
                   </pic:nvPicPr>
                   <pic:blipFill>
-                    <a:blip r:embed="rId14"/>
+                    <a:blip r:embed="rId12"/>
                     <a:stretch>
                       <a:fillRect/>
                     </a:stretch>
@@ -889,7 +801,7 @@
                     </pic:cNvPicPr>
                   </pic:nvPicPr>
                   <pic:blipFill>
-                    <a:blip r:embed="rId15"/>
+                    <a:blip r:embed="rId13"/>
                     <a:stretch>
                       <a:fillRect/>
                     </a:stretch>
@@ -962,7 +874,7 @@
                     </pic:cNvPicPr>
                   </pic:nvPicPr>
                   <pic:blipFill>
-                    <a:blip r:embed="rId16"/>
+                    <a:blip r:embed="rId14"/>
                     <a:stretch>
                       <a:fillRect/>
                     </a:stretch>
@@ -991,7 +903,22 @@
           <w:rFonts w:hint="default"/>
           <w:lang w:val="ru-RU"/>
         </w:rPr>
-        <w:t xml:space="preserve"> Скопирована библиотека из первой ЛР</w:t>
+        <w:t xml:space="preserve"> </w:t>
+      </w:r>
+    </w:p>
+    <w:p>
+      <w:pPr>
+        <w:rPr>
+          <w:rFonts w:hint="default"/>
+          <w:lang w:val="ru-RU"/>
+        </w:rPr>
+      </w:pPr>
+      <w:r>
+        <w:rPr>
+          <w:rFonts w:hint="default"/>
+          <w:lang w:val="ru-RU"/>
+        </w:rPr>
+        <w:t>Скопирована библиотека из первой ЛР</w:t>
       </w:r>
     </w:p>
     <w:p>
@@ -1022,7 +949,7 @@
                     </pic:cNvPicPr>
                   </pic:nvPicPr>
                   <pic:blipFill>
-                    <a:blip r:embed="rId17"/>
+                    <a:blip r:embed="rId15"/>
                     <a:stretch>
                       <a:fillRect/>
                     </a:stretch>
@@ -1084,7 +1011,7 @@
                     </pic:cNvPicPr>
                   </pic:nvPicPr>
                   <pic:blipFill>
-                    <a:blip r:embed="rId18"/>
+                    <a:blip r:embed="rId16"/>
                     <a:stretch>
                       <a:fillRect/>
                     </a:stretch>
@@ -1144,7 +1071,7 @@
                     </pic:cNvPicPr>
                   </pic:nvPicPr>
                   <pic:blipFill>
-                    <a:blip r:embed="rId19"/>
+                    <a:blip r:embed="rId17"/>
                     <a:stretch>
                       <a:fillRect/>
                     </a:stretch>
@@ -1197,84 +1124,149 @@
           <w:lang w:val="ru-RU"/>
         </w:rPr>
       </w:pPr>
-      <w:bookmarkStart w:id="0" w:name="_GoBack"/>
-      <w:bookmarkEnd w:id="0"/>
-    </w:p>
-    <w:p>
-      <w:pPr>
-        <w:rPr>
-          <w:rFonts w:hint="default"/>
-          <w:lang w:val="ru-RU"/>
-        </w:rPr>
-      </w:pPr>
-    </w:p>
-    <w:p>
-      <w:pPr>
-        <w:rPr>
-          <w:rFonts w:hint="default"/>
-          <w:lang w:val="en-US"/>
-        </w:rPr>
-      </w:pPr>
-    </w:p>
-    <w:p>
-      <w:pPr>
-        <w:rPr>
-          <w:rFonts w:hint="default"/>
-          <w:lang w:val="ru-RU"/>
-        </w:rPr>
-      </w:pPr>
-    </w:p>
-    <w:p>
-      <w:pPr>
-        <w:rPr>
-          <w:rFonts w:hint="default"/>
-          <w:lang w:val="ru-RU"/>
-        </w:rPr>
-      </w:pPr>
-      <w:r>
-        <w:rPr>
-          <w:rFonts w:hint="default"/>
-          <w:lang w:val="ru-RU"/>
-        </w:rPr>
-        <w:br w:type="page"/>
-      </w:r>
-    </w:p>
-    <w:p>
-      <w:pPr>
-        <w:rPr>
-          <w:rFonts w:hint="default"/>
-          <w:lang w:val="ru-RU"/>
-        </w:rPr>
-      </w:pPr>
-      <w:r>
-        <w:rPr>
-          <w:rFonts w:hint="default"/>
-          <w:lang w:val="ru-RU"/>
-        </w:rPr>
-        <w:br w:type="page"/>
-      </w:r>
-    </w:p>
-    <w:p>
-      <w:pPr>
-        <w:rPr>
-          <w:rFonts w:hint="default"/>
-          <w:lang w:val="ru-RU"/>
-        </w:rPr>
-      </w:pPr>
-      <w:r>
-        <w:rPr>
-          <w:rFonts w:hint="default"/>
-          <w:lang w:val="ru-RU"/>
-        </w:rPr>
-        <w:t>Настройки частотника, могут понадобиться</w:t>
-      </w:r>
     </w:p>
     <w:p>
       <w:r>
         <w:drawing>
           <wp:inline distT="0" distB="0" distL="114300" distR="114300">
-            <wp:extent cx="5264785" cy="1708150"/>
-            <wp:effectExtent l="0" t="0" r="12065" b="6350"/>
+            <wp:extent cx="5271135" cy="2620645"/>
+            <wp:effectExtent l="0" t="0" r="5715" b="8255"/>
+            <wp:docPr id="3" name="Изображение 1"/>
+            <wp:cNvGraphicFramePr>
+              <a:graphicFrameLocks xmlns:a="http://schemas.openxmlformats.org/drawingml/2006/main" noChangeAspect="1"/>
+            </wp:cNvGraphicFramePr>
+            <a:graphic xmlns:a="http://schemas.openxmlformats.org/drawingml/2006/main">
+              <a:graphicData uri="http://schemas.openxmlformats.org/drawingml/2006/picture">
+                <pic:pic xmlns:pic="http://schemas.openxmlformats.org/drawingml/2006/picture">
+                  <pic:nvPicPr>
+                    <pic:cNvPr id="3" name="Изображение 1"/>
+                    <pic:cNvPicPr>
+                      <a:picLocks noChangeAspect="1"/>
+                    </pic:cNvPicPr>
+                  </pic:nvPicPr>
+                  <pic:blipFill>
+                    <a:blip r:embed="rId18"/>
+                    <a:stretch>
+                      <a:fillRect/>
+                    </a:stretch>
+                  </pic:blipFill>
+                  <pic:spPr>
+                    <a:xfrm>
+                      <a:off x="0" y="0"/>
+                      <a:ext cx="5271135" cy="2620645"/>
+                    </a:xfrm>
+                    <a:prstGeom prst="rect">
+                      <a:avLst/>
+                    </a:prstGeom>
+                    <a:noFill/>
+                    <a:ln>
+                      <a:noFill/>
+                    </a:ln>
+                  </pic:spPr>
+                </pic:pic>
+              </a:graphicData>
+            </a:graphic>
+          </wp:inline>
+        </w:drawing>
+      </w:r>
+    </w:p>
+    <w:p>
+      <w:pPr>
+        <w:rPr>
+          <w:rFonts w:hint="default"/>
+          <w:lang w:val="en-US"/>
+        </w:rPr>
+      </w:pPr>
+      <w:r>
+        <w:rPr>
+          <w:rFonts w:hint="default"/>
+          <w:lang w:val="en-US"/>
+        </w:rPr>
+        <w:t>Software config</w:t>
+      </w:r>
+    </w:p>
+    <w:p>
+      <w:pPr>
+        <w:rPr>
+          <w:rFonts w:hint="default"/>
+          <w:lang w:val="en-US"/>
+        </w:rPr>
+      </w:pPr>
+    </w:p>
+    <w:p>
+      <w:r>
+        <w:drawing>
+          <wp:inline distT="0" distB="0" distL="114300" distR="114300">
+            <wp:extent cx="5266690" cy="2838450"/>
+            <wp:effectExtent l="0" t="0" r="10160" b="0"/>
+            <wp:docPr id="4" name="Изображение 2"/>
+            <wp:cNvGraphicFramePr>
+              <a:graphicFrameLocks xmlns:a="http://schemas.openxmlformats.org/drawingml/2006/main" noChangeAspect="1"/>
+            </wp:cNvGraphicFramePr>
+            <a:graphic xmlns:a="http://schemas.openxmlformats.org/drawingml/2006/main">
+              <a:graphicData uri="http://schemas.openxmlformats.org/drawingml/2006/picture">
+                <pic:pic xmlns:pic="http://schemas.openxmlformats.org/drawingml/2006/picture">
+                  <pic:nvPicPr>
+                    <pic:cNvPr id="4" name="Изображение 2"/>
+                    <pic:cNvPicPr>
+                      <a:picLocks noChangeAspect="1"/>
+                    </pic:cNvPicPr>
+                  </pic:nvPicPr>
+                  <pic:blipFill>
+                    <a:blip r:embed="rId19"/>
+                    <a:stretch>
+                      <a:fillRect/>
+                    </a:stretch>
+                  </pic:blipFill>
+                  <pic:spPr>
+                    <a:xfrm>
+                      <a:off x="0" y="0"/>
+                      <a:ext cx="5266690" cy="2838450"/>
+                    </a:xfrm>
+                    <a:prstGeom prst="rect">
+                      <a:avLst/>
+                    </a:prstGeom>
+                    <a:noFill/>
+                    <a:ln>
+                      <a:noFill/>
+                    </a:ln>
+                  </pic:spPr>
+                </pic:pic>
+              </a:graphicData>
+            </a:graphic>
+          </wp:inline>
+        </w:drawing>
+      </w:r>
+    </w:p>
+    <w:p>
+      <w:pPr>
+        <w:rPr>
+          <w:rFonts w:hint="default"/>
+          <w:lang w:val="en-US"/>
+        </w:rPr>
+      </w:pPr>
+      <w:r>
+        <w:rPr>
+          <w:rFonts w:hint="default"/>
+          <w:lang w:val="en-US"/>
+        </w:rPr>
+        <w:t>Functional blocks</w:t>
+      </w:r>
+    </w:p>
+    <w:p>
+      <w:pPr>
+        <w:rPr>
+          <w:rFonts w:hint="default"/>
+          <w:lang w:val="en-US"/>
+        </w:rPr>
+      </w:pPr>
+    </w:p>
+    <w:p>
+      <w:r>
+        <w:drawing>
+          <wp:inline distT="0" distB="0" distL="114300" distR="114300">
+            <wp:extent cx="5271135" cy="1878965"/>
+            <wp:effectExtent l="0" t="0" r="5715" b="6985"/>
             <wp:docPr id="5" name="Изображение 3"/>
             <wp:cNvGraphicFramePr>
               <a:graphicFrameLocks xmlns:a="http://schemas.openxmlformats.org/drawingml/2006/main" noChangeAspect="1"/>
@@ -1297,7 +1289,7 @@
                   <pic:spPr>
                     <a:xfrm>
                       <a:off x="0" y="0"/>
-                      <a:ext cx="5264785" cy="1708150"/>
+                      <a:ext cx="5271135" cy="1878965"/>
                     </a:xfrm>
                     <a:prstGeom prst="rect">
                       <a:avLst/>
@@ -1325,132 +1317,6 @@
         <w:rPr>
           <w:lang w:val="ru-RU"/>
         </w:rPr>
-        <w:t>Параметры</w:t>
-      </w:r>
-      <w:r>
-        <w:rPr>
-          <w:rFonts w:hint="default"/>
-          <w:lang w:val="ru-RU"/>
-        </w:rPr>
-        <w:t xml:space="preserve"> функциональных блоков</w:t>
-      </w:r>
-    </w:p>
-    <w:p>
-      <w:r>
-        <w:drawing>
-          <wp:inline distT="0" distB="0" distL="114300" distR="114300">
-            <wp:extent cx="4943475" cy="5353050"/>
-            <wp:effectExtent l="0" t="0" r="9525" b="0"/>
-            <wp:docPr id="6" name="Изображение 4"/>
-            <wp:cNvGraphicFramePr>
-              <a:graphicFrameLocks xmlns:a="http://schemas.openxmlformats.org/drawingml/2006/main" noChangeAspect="1"/>
-            </wp:cNvGraphicFramePr>
-            <a:graphic xmlns:a="http://schemas.openxmlformats.org/drawingml/2006/main">
-              <a:graphicData uri="http://schemas.openxmlformats.org/drawingml/2006/picture">
-                <pic:pic xmlns:pic="http://schemas.openxmlformats.org/drawingml/2006/picture">
-                  <pic:nvPicPr>
-                    <pic:cNvPr id="6" name="Изображение 4"/>
-                    <pic:cNvPicPr>
-                      <a:picLocks noChangeAspect="1"/>
-                    </pic:cNvPicPr>
-                  </pic:nvPicPr>
-                  <pic:blipFill>
-                    <a:blip r:embed="rId21"/>
-                    <a:stretch>
-                      <a:fillRect/>
-                    </a:stretch>
-                  </pic:blipFill>
-                  <pic:spPr>
-                    <a:xfrm>
-                      <a:off x="0" y="0"/>
-                      <a:ext cx="4943475" cy="5353050"/>
-                    </a:xfrm>
-                    <a:prstGeom prst="rect">
-                      <a:avLst/>
-                    </a:prstGeom>
-                    <a:noFill/>
-                    <a:ln>
-                      <a:noFill/>
-                    </a:ln>
-                  </pic:spPr>
-                </pic:pic>
-              </a:graphicData>
-            </a:graphic>
-          </wp:inline>
-        </w:drawing>
-      </w:r>
-    </w:p>
-    <w:p>
-      <w:pPr>
-        <w:rPr>
-          <w:rFonts w:hint="default"/>
-          <w:lang w:val="ru-RU"/>
-        </w:rPr>
-      </w:pPr>
-      <w:r>
-        <w:rPr>
-          <w:rFonts w:hint="default"/>
-          <w:lang w:val="ru-RU"/>
-        </w:rPr>
-        <w:t>Машина состояний частотного преобразователя</w:t>
-      </w:r>
-    </w:p>
-    <w:p>
-      <w:r>
-        <w:drawing>
-          <wp:inline distT="0" distB="0" distL="114300" distR="114300">
-            <wp:extent cx="5260975" cy="2113915"/>
-            <wp:effectExtent l="0" t="0" r="15875" b="635"/>
-            <wp:docPr id="7" name="Изображение 5"/>
-            <wp:cNvGraphicFramePr>
-              <a:graphicFrameLocks xmlns:a="http://schemas.openxmlformats.org/drawingml/2006/main" noChangeAspect="1"/>
-            </wp:cNvGraphicFramePr>
-            <a:graphic xmlns:a="http://schemas.openxmlformats.org/drawingml/2006/main">
-              <a:graphicData uri="http://schemas.openxmlformats.org/drawingml/2006/picture">
-                <pic:pic xmlns:pic="http://schemas.openxmlformats.org/drawingml/2006/picture">
-                  <pic:nvPicPr>
-                    <pic:cNvPr id="7" name="Изображение 5"/>
-                    <pic:cNvPicPr>
-                      <a:picLocks noChangeAspect="1"/>
-                    </pic:cNvPicPr>
-                  </pic:nvPicPr>
-                  <pic:blipFill>
-                    <a:blip r:embed="rId22"/>
-                    <a:stretch>
-                      <a:fillRect/>
-                    </a:stretch>
-                  </pic:blipFill>
-                  <pic:spPr>
-                    <a:xfrm>
-                      <a:off x="0" y="0"/>
-                      <a:ext cx="5260975" cy="2113915"/>
-                    </a:xfrm>
-                    <a:prstGeom prst="rect">
-                      <a:avLst/>
-                    </a:prstGeom>
-                    <a:noFill/>
-                    <a:ln>
-                      <a:noFill/>
-                    </a:ln>
-                  </pic:spPr>
-                </pic:pic>
-              </a:graphicData>
-            </a:graphic>
-          </wp:inline>
-        </w:drawing>
-      </w:r>
-    </w:p>
-    <w:p>
-      <w:pPr>
-        <w:rPr>
-          <w:rFonts w:hint="default"/>
-          <w:lang w:val="ru-RU"/>
-        </w:rPr>
-      </w:pPr>
-      <w:r>
-        <w:rPr>
-          <w:lang w:val="ru-RU"/>
-        </w:rPr>
         <w:t>Мэппинг</w:t>
       </w:r>
       <w:r>
@@ -1458,636 +1324,18 @@
           <w:rFonts w:hint="default"/>
           <w:lang w:val="ru-RU"/>
         </w:rPr>
-        <w:t xml:space="preserve"> портов частотного преобразователя</w:t>
-      </w:r>
-    </w:p>
-    <w:p>
-      <w:pPr>
-        <w:rPr>
-          <w:rFonts w:hint="default"/>
-          <w:lang w:val="ru-RU"/>
-        </w:rPr>
-      </w:pPr>
-      <w:r>
-        <w:rPr>
-          <w:rFonts w:hint="default"/>
-          <w:lang w:val="ru-RU"/>
-        </w:rPr>
-        <w:t>Код машин состояний светодиодов и логики работы дверей в приложениях</w:t>
-      </w:r>
-    </w:p>
-    <w:p>
-      <w:pPr>
-        <w:rPr>
-          <w:rFonts w:hint="default"/>
-          <w:lang w:val="ru-RU"/>
-        </w:rPr>
-      </w:pPr>
-      <w:r>
-        <w:drawing>
-          <wp:inline distT="0" distB="0" distL="114300" distR="114300">
-            <wp:extent cx="5269230" cy="2042795"/>
-            <wp:effectExtent l="0" t="0" r="7620" b="14605"/>
-            <wp:docPr id="9" name="Изображение 7"/>
-            <wp:cNvGraphicFramePr>
-              <a:graphicFrameLocks xmlns:a="http://schemas.openxmlformats.org/drawingml/2006/main" noChangeAspect="1"/>
-            </wp:cNvGraphicFramePr>
-            <a:graphic xmlns:a="http://schemas.openxmlformats.org/drawingml/2006/main">
-              <a:graphicData uri="http://schemas.openxmlformats.org/drawingml/2006/picture">
-                <pic:pic xmlns:pic="http://schemas.openxmlformats.org/drawingml/2006/picture">
-                  <pic:nvPicPr>
-                    <pic:cNvPr id="9" name="Изображение 7"/>
-                    <pic:cNvPicPr>
-                      <a:picLocks noChangeAspect="1"/>
-                    </pic:cNvPicPr>
-                  </pic:nvPicPr>
-                  <pic:blipFill>
-                    <a:blip r:embed="rId23"/>
-                    <a:stretch>
-                      <a:fillRect/>
-                    </a:stretch>
-                  </pic:blipFill>
-                  <pic:spPr>
-                    <a:xfrm>
-                      <a:off x="0" y="0"/>
-                      <a:ext cx="5269230" cy="2042795"/>
-                    </a:xfrm>
-                    <a:prstGeom prst="rect">
-                      <a:avLst/>
-                    </a:prstGeom>
-                    <a:noFill/>
-                    <a:ln>
-                      <a:noFill/>
-                    </a:ln>
-                  </pic:spPr>
-                </pic:pic>
-              </a:graphicData>
-            </a:graphic>
-          </wp:inline>
-        </w:drawing>
-      </w:r>
-      <w:r>
-        <w:rPr>
-          <w:lang w:val="ru-RU"/>
-        </w:rPr>
-        <w:t>Мэппинг</w:t>
-      </w:r>
-      <w:r>
-        <w:rPr>
-          <w:rFonts w:hint="default"/>
-          <w:lang w:val="ru-RU"/>
-        </w:rPr>
-        <w:t xml:space="preserve"> переменных для датчиков</w:t>
-      </w:r>
-    </w:p>
-    <w:p>
-      <w:r>
-        <w:drawing>
-          <wp:inline distT="0" distB="0" distL="114300" distR="114300">
-            <wp:extent cx="5273675" cy="2021840"/>
-            <wp:effectExtent l="0" t="0" r="3175" b="16510"/>
-            <wp:docPr id="10" name="Изображение 8"/>
-            <wp:cNvGraphicFramePr>
-              <a:graphicFrameLocks xmlns:a="http://schemas.openxmlformats.org/drawingml/2006/main" noChangeAspect="1"/>
-            </wp:cNvGraphicFramePr>
-            <a:graphic xmlns:a="http://schemas.openxmlformats.org/drawingml/2006/main">
-              <a:graphicData uri="http://schemas.openxmlformats.org/drawingml/2006/picture">
-                <pic:pic xmlns:pic="http://schemas.openxmlformats.org/drawingml/2006/picture">
-                  <pic:nvPicPr>
-                    <pic:cNvPr id="10" name="Изображение 8"/>
-                    <pic:cNvPicPr>
-                      <a:picLocks noChangeAspect="1"/>
-                    </pic:cNvPicPr>
-                  </pic:nvPicPr>
-                  <pic:blipFill>
-                    <a:blip r:embed="rId24"/>
-                    <a:stretch>
-                      <a:fillRect/>
-                    </a:stretch>
-                  </pic:blipFill>
-                  <pic:spPr>
-                    <a:xfrm>
-                      <a:off x="0" y="0"/>
-                      <a:ext cx="5273675" cy="2021840"/>
-                    </a:xfrm>
-                    <a:prstGeom prst="rect">
-                      <a:avLst/>
-                    </a:prstGeom>
-                    <a:noFill/>
-                    <a:ln>
-                      <a:noFill/>
-                    </a:ln>
-                  </pic:spPr>
-                </pic:pic>
-              </a:graphicData>
-            </a:graphic>
-          </wp:inline>
-        </w:drawing>
-      </w:r>
-    </w:p>
-    <w:p>
-      <w:pPr>
-        <w:rPr>
-          <w:rFonts w:hint="default"/>
-          <w:lang w:val="ru-RU"/>
-        </w:rPr>
-      </w:pPr>
-      <w:r>
-        <w:rPr>
-          <w:lang w:val="ru-RU"/>
-        </w:rPr>
-        <w:t>Мэппинг</w:t>
-      </w:r>
-      <w:r>
-        <w:rPr>
-          <w:rFonts w:hint="default"/>
-          <w:lang w:val="ru-RU"/>
-        </w:rPr>
-        <w:t xml:space="preserve"> переменных для индикаторов</w:t>
-      </w:r>
-    </w:p>
-    <w:p>
-      <w:pPr>
-        <w:rPr>
-          <w:rFonts w:hint="default"/>
-          <w:lang w:val="ru-RU"/>
-        </w:rPr>
-      </w:pPr>
-    </w:p>
-    <w:p>
-      <w:pPr>
-        <w:rPr>
-          <w:rFonts w:hint="default"/>
-          <w:lang w:val="ru-RU"/>
-        </w:rPr>
-      </w:pPr>
-    </w:p>
-    <w:p>
-      <w:pPr>
-        <w:rPr>
-          <w:rFonts w:hint="default"/>
-          <w:lang w:val="ru-RU"/>
-        </w:rPr>
-      </w:pPr>
-      <w:r>
-        <w:rPr>
-          <w:rFonts w:hint="default"/>
-          <w:lang w:val="ru-RU"/>
-        </w:rPr>
-        <w:t xml:space="preserve">Таблица состояний </w:t>
-      </w:r>
-      <w:r>
-        <w:rPr>
-          <w:rFonts w:hint="default"/>
-          <w:lang w:val="en-US"/>
-        </w:rPr>
-        <w:t>enum</w:t>
-      </w:r>
-    </w:p>
-    <w:p>
-      <w:pPr>
-        <w:rPr>
-          <w:rFonts w:hint="default"/>
-          <w:lang w:val="en-US"/>
-        </w:rPr>
-      </w:pPr>
-      <w:r>
-        <w:drawing>
-          <wp:inline distT="0" distB="0" distL="114300" distR="114300">
-            <wp:extent cx="5270500" cy="1447800"/>
-            <wp:effectExtent l="0" t="0" r="6350" b="0"/>
-            <wp:docPr id="2" name="Изображение 2"/>
-            <wp:cNvGraphicFramePr>
-              <a:graphicFrameLocks xmlns:a="http://schemas.openxmlformats.org/drawingml/2006/main" noChangeAspect="1"/>
-            </wp:cNvGraphicFramePr>
-            <a:graphic xmlns:a="http://schemas.openxmlformats.org/drawingml/2006/main">
-              <a:graphicData uri="http://schemas.openxmlformats.org/drawingml/2006/picture">
-                <pic:pic xmlns:pic="http://schemas.openxmlformats.org/drawingml/2006/picture">
-                  <pic:nvPicPr>
-                    <pic:cNvPr id="2" name="Изображение 2"/>
-                    <pic:cNvPicPr>
-                      <a:picLocks noChangeAspect="1"/>
-                    </pic:cNvPicPr>
-                  </pic:nvPicPr>
-                  <pic:blipFill>
-                    <a:blip r:embed="rId25"/>
-                    <a:stretch>
-                      <a:fillRect/>
-                    </a:stretch>
-                  </pic:blipFill>
-                  <pic:spPr>
-                    <a:xfrm>
-                      <a:off x="0" y="0"/>
-                      <a:ext cx="5270500" cy="1447800"/>
-                    </a:xfrm>
-                    <a:prstGeom prst="rect">
-                      <a:avLst/>
-                    </a:prstGeom>
-                    <a:noFill/>
-                    <a:ln>
-                      <a:noFill/>
-                    </a:ln>
-                  </pic:spPr>
-                </pic:pic>
-              </a:graphicData>
-            </a:graphic>
-          </wp:inline>
-        </w:drawing>
-      </w:r>
-    </w:p>
-    <w:p>
-      <w:pPr>
-        <w:rPr>
-          <w:rFonts w:hint="default"/>
-          <w:lang w:val="ru-RU"/>
-        </w:rPr>
-      </w:pPr>
-    </w:p>
-    <w:p>
-      <w:pPr>
-        <w:rPr>
-          <w:rFonts w:hint="default"/>
-          <w:lang w:val="ru-RU"/>
-        </w:rPr>
-      </w:pPr>
-      <w:r>
-        <w:rPr>
-          <w:rFonts w:hint="default"/>
-          <w:lang w:val="ru-RU"/>
-        </w:rPr>
-        <w:br w:type="textWrapping"/>
-      </w:r>
-      <w:r>
-        <w:rPr>
-          <w:rFonts w:hint="default"/>
-          <w:lang w:val="ru-RU"/>
-        </w:rPr>
-        <w:t xml:space="preserve">Для отчёта нужен </w:t>
-      </w:r>
-      <w:r>
-        <w:rPr>
-          <w:rFonts w:hint="default"/>
-          <w:lang w:val="en-US"/>
-        </w:rPr>
-        <w:t xml:space="preserve">trace </w:t>
-      </w:r>
-      <w:r>
-        <w:rPr>
-          <w:rFonts w:hint="default"/>
-          <w:lang w:val="ru-RU"/>
-        </w:rPr>
-        <w:t xml:space="preserve">со светодиодами датчиками и скоростью но одновременно нельзя </w:t>
-      </w:r>
-    </w:p>
-    <w:p>
-      <w:pPr>
-        <w:rPr>
-          <w:rFonts w:hint="default"/>
-          <w:lang w:val="ru-RU"/>
-        </w:rPr>
-      </w:pPr>
-      <w:r>
-        <w:rPr>
-          <w:rFonts w:hint="default"/>
-          <w:lang w:val="ru-RU"/>
-        </w:rPr>
-        <w:t xml:space="preserve">больше 8 поэтому сначала </w:t>
-      </w:r>
-    </w:p>
-    <w:p>
-      <w:pPr>
-        <w:rPr>
-          <w:rFonts w:hint="default"/>
-          <w:lang w:val="ru-RU"/>
-        </w:rPr>
-      </w:pPr>
-    </w:p>
-    <w:p>
-      <w:pPr>
-        <w:rPr>
-          <w:rFonts w:hint="default"/>
-          <w:lang w:val="ru-RU"/>
-        </w:rPr>
-      </w:pPr>
-      <w:r>
-        <w:rPr>
-          <w:rFonts w:hint="default"/>
-          <w:lang w:val="ru-RU"/>
-        </w:rPr>
-        <w:br w:type="page"/>
-      </w:r>
-    </w:p>
-    <w:p>
-      <w:pPr>
-        <w:rPr>
-          <w:rFonts w:hint="default"/>
-          <w:lang w:val="en-US"/>
-        </w:rPr>
-      </w:pPr>
-      <w:r>
-        <w:rPr>
-          <w:rFonts w:hint="default"/>
-          <w:lang w:val="ru-RU"/>
-        </w:rPr>
-        <w:t xml:space="preserve">Исследование режима </w:t>
-      </w:r>
-      <w:r>
-        <w:rPr>
-          <w:rFonts w:hint="default"/>
-          <w:lang w:val="en-US"/>
-        </w:rPr>
-        <w:t>INIT</w:t>
-      </w:r>
-    </w:p>
-    <w:p>
-      <w:r>
-        <w:drawing>
-          <wp:inline distT="0" distB="0" distL="114300" distR="114300">
-            <wp:extent cx="5270500" cy="4461510"/>
-            <wp:effectExtent l="0" t="0" r="6350" b="15240"/>
-            <wp:docPr id="1" name="Изображение 1"/>
-            <wp:cNvGraphicFramePr>
-              <a:graphicFrameLocks xmlns:a="http://schemas.openxmlformats.org/drawingml/2006/main" noChangeAspect="1"/>
-            </wp:cNvGraphicFramePr>
-            <a:graphic xmlns:a="http://schemas.openxmlformats.org/drawingml/2006/main">
-              <a:graphicData uri="http://schemas.openxmlformats.org/drawingml/2006/picture">
-                <pic:pic xmlns:pic="http://schemas.openxmlformats.org/drawingml/2006/picture">
-                  <pic:nvPicPr>
-                    <pic:cNvPr id="1" name="Изображение 1"/>
-                    <pic:cNvPicPr>
-                      <a:picLocks noChangeAspect="1"/>
-                    </pic:cNvPicPr>
-                  </pic:nvPicPr>
-                  <pic:blipFill>
-                    <a:blip r:embed="rId26"/>
-                    <a:stretch>
-                      <a:fillRect/>
-                    </a:stretch>
-                  </pic:blipFill>
-                  <pic:spPr>
-                    <a:xfrm>
-                      <a:off x="0" y="0"/>
-                      <a:ext cx="5270500" cy="4461510"/>
-                    </a:xfrm>
-                    <a:prstGeom prst="rect">
-                      <a:avLst/>
-                    </a:prstGeom>
-                    <a:noFill/>
-                    <a:ln>
-                      <a:noFill/>
-                    </a:ln>
-                  </pic:spPr>
-                </pic:pic>
-              </a:graphicData>
-            </a:graphic>
-          </wp:inline>
-        </w:drawing>
-      </w:r>
-    </w:p>
-    <w:p>
-      <w:pPr>
-        <w:rPr>
-          <w:rFonts w:hint="default"/>
-          <w:lang w:val="ru-RU"/>
-        </w:rPr>
-      </w:pPr>
-      <w:r>
-        <w:rPr>
-          <w:rFonts w:hint="default"/>
-          <w:lang w:val="ru-RU"/>
-        </w:rPr>
-        <w:t xml:space="preserve">Как видно из рисунка на протяжении всего теста состояние </w:t>
-      </w:r>
-      <w:r>
-        <w:rPr>
-          <w:rFonts w:hint="default"/>
-          <w:lang w:val="en-US"/>
-        </w:rPr>
-        <w:t xml:space="preserve">ST_UNKNOWN, </w:t>
-      </w:r>
-      <w:r>
-        <w:rPr>
-          <w:rFonts w:hint="default"/>
-          <w:lang w:val="ru-RU"/>
-        </w:rPr>
-        <w:t xml:space="preserve">что видно из графика </w:t>
-      </w:r>
-      <w:r>
-        <w:rPr>
-          <w:rFonts w:hint="default"/>
-          <w:lang w:val="en-US"/>
-        </w:rPr>
-        <w:t xml:space="preserve">doorSM.state </w:t>
-      </w:r>
-      <w:r>
-        <w:rPr>
-          <w:rFonts w:hint="default"/>
-          <w:lang w:val="ru-RU"/>
-        </w:rPr>
-        <w:t>который равен единце</w:t>
-      </w:r>
-    </w:p>
-    <w:p>
-      <w:pPr>
-        <w:rPr>
-          <w:rFonts w:hint="default"/>
-          <w:lang w:val="ru-RU"/>
-        </w:rPr>
-      </w:pPr>
-    </w:p>
-    <w:p>
-      <w:pPr>
-        <w:rPr>
-          <w:rFonts w:hint="default"/>
-          <w:lang w:val="ru-RU"/>
-        </w:rPr>
-      </w:pPr>
-      <w:r>
-        <w:rPr>
-          <w:rFonts w:hint="default"/>
-          <w:lang w:val="ru-RU"/>
-        </w:rPr>
-        <w:t>светодиоды + датчики</w:t>
-      </w:r>
-    </w:p>
-    <w:p>
-      <w:r>
-        <w:drawing>
-          <wp:inline distT="0" distB="0" distL="114300" distR="114300">
-            <wp:extent cx="5262880" cy="2957195"/>
-            <wp:effectExtent l="0" t="0" r="13970" b="14605"/>
-            <wp:docPr id="13" name="Изображение 4"/>
-            <wp:cNvGraphicFramePr>
-              <a:graphicFrameLocks xmlns:a="http://schemas.openxmlformats.org/drawingml/2006/main" noChangeAspect="1"/>
-            </wp:cNvGraphicFramePr>
-            <a:graphic xmlns:a="http://schemas.openxmlformats.org/drawingml/2006/main">
-              <a:graphicData uri="http://schemas.openxmlformats.org/drawingml/2006/picture">
-                <pic:pic xmlns:pic="http://schemas.openxmlformats.org/drawingml/2006/picture">
-                  <pic:nvPicPr>
-                    <pic:cNvPr id="13" name="Изображение 4"/>
-                    <pic:cNvPicPr>
-                      <a:picLocks noChangeAspect="1"/>
-                    </pic:cNvPicPr>
-                  </pic:nvPicPr>
-                  <pic:blipFill>
-                    <a:blip r:embed="rId27"/>
-                    <a:stretch>
-                      <a:fillRect/>
-                    </a:stretch>
-                  </pic:blipFill>
-                  <pic:spPr>
-                    <a:xfrm>
-                      <a:off x="0" y="0"/>
-                      <a:ext cx="5262880" cy="2957195"/>
-                    </a:xfrm>
-                    <a:prstGeom prst="rect">
-                      <a:avLst/>
-                    </a:prstGeom>
-                    <a:noFill/>
-                    <a:ln>
-                      <a:noFill/>
-                    </a:ln>
-                  </pic:spPr>
-                </pic:pic>
-              </a:graphicData>
-            </a:graphic>
-          </wp:inline>
-        </w:drawing>
-      </w:r>
-    </w:p>
-    <w:p>
-      <w:pPr>
-        <w:rPr>
-          <w:rFonts w:hint="default"/>
-          <w:lang w:val="ru-RU"/>
-        </w:rPr>
-      </w:pPr>
-      <w:r>
-        <w:rPr>
-          <w:lang w:val="ru-RU"/>
-        </w:rPr>
-        <w:t>Видно</w:t>
-      </w:r>
-      <w:r>
-        <w:rPr>
-          <w:rFonts w:hint="default"/>
-          <w:lang w:val="ru-RU"/>
-        </w:rPr>
-        <w:t xml:space="preserve"> как в зависимости от кнопок блаблабла дирекшн не указан но сначала сделали его влево чтобы ворота стали «опен» потом начали их закрывать и обратно открывать</w:t>
-      </w:r>
-      <w:r>
-        <w:rPr>
-          <w:rFonts w:hint="default"/>
-          <w:lang w:val="ru-RU"/>
-        </w:rPr>
-        <w:br w:type="textWrapping"/>
-      </w:r>
-      <w:r>
-        <w:rPr>
-          <w:rFonts w:hint="default"/>
-          <w:lang w:val="ru-RU"/>
-        </w:rPr>
-        <w:t>Видно мерцание и тд</w:t>
-      </w:r>
-    </w:p>
-    <w:p>
-      <w:pPr>
-        <w:rPr>
-          <w:lang w:val="ru-RU"/>
-        </w:rPr>
-      </w:pPr>
-      <w:r>
-        <w:rPr>
-          <w:lang w:val="ru-RU"/>
-        </w:rPr>
-        <w:br w:type="page"/>
-      </w:r>
-    </w:p>
-    <w:p>
-      <w:pPr>
-        <w:rPr>
-          <w:rFonts w:hint="default"/>
-          <w:lang w:val="ru-RU"/>
-        </w:rPr>
-      </w:pPr>
-      <w:r>
-        <w:rPr>
-          <w:lang w:val="ru-RU"/>
-        </w:rPr>
-        <w:t>Зависимость</w:t>
-      </w:r>
-      <w:r>
-        <w:rPr>
-          <w:rFonts w:hint="default"/>
-          <w:lang w:val="ru-RU"/>
-        </w:rPr>
-        <w:t xml:space="preserve"> скорости</w:t>
-      </w:r>
-      <w:r>
-        <w:rPr>
-          <w:rFonts w:hint="default"/>
-          <w:lang w:val="en-US"/>
-        </w:rPr>
-        <w:t xml:space="preserve"> </w:t>
-      </w:r>
-      <w:r>
-        <w:rPr>
-          <w:rFonts w:hint="default"/>
-          <w:lang w:val="ru-RU"/>
-        </w:rPr>
-        <w:t>и состояния автомата от датчиков и датчика направления</w:t>
-      </w:r>
-    </w:p>
-    <w:p>
-      <w:pPr>
-        <w:rPr>
-          <w:rFonts w:hint="default"/>
-          <w:lang w:val="ru-RU"/>
-        </w:rPr>
-      </w:pPr>
-      <w:r>
-        <w:drawing>
-          <wp:inline distT="0" distB="0" distL="114300" distR="114300">
-            <wp:extent cx="5264150" cy="3051810"/>
-            <wp:effectExtent l="0" t="0" r="12700" b="15240"/>
-            <wp:docPr id="12" name="Изображение 3"/>
-            <wp:cNvGraphicFramePr>
-              <a:graphicFrameLocks xmlns:a="http://schemas.openxmlformats.org/drawingml/2006/main" noChangeAspect="1"/>
-            </wp:cNvGraphicFramePr>
-            <a:graphic xmlns:a="http://schemas.openxmlformats.org/drawingml/2006/main">
-              <a:graphicData uri="http://schemas.openxmlformats.org/drawingml/2006/picture">
-                <pic:pic xmlns:pic="http://schemas.openxmlformats.org/drawingml/2006/picture">
-                  <pic:nvPicPr>
-                    <pic:cNvPr id="12" name="Изображение 3"/>
-                    <pic:cNvPicPr>
-                      <a:picLocks noChangeAspect="1"/>
-                    </pic:cNvPicPr>
-                  </pic:nvPicPr>
-                  <pic:blipFill>
-                    <a:blip r:embed="rId28"/>
-                    <a:stretch>
-                      <a:fillRect/>
-                    </a:stretch>
-                  </pic:blipFill>
-                  <pic:spPr>
-                    <a:xfrm>
-                      <a:off x="0" y="0"/>
-                      <a:ext cx="5264150" cy="3051810"/>
-                    </a:xfrm>
-                    <a:prstGeom prst="rect">
-                      <a:avLst/>
-                    </a:prstGeom>
-                    <a:noFill/>
-                    <a:ln>
-                      <a:noFill/>
-                    </a:ln>
-                  </pic:spPr>
-                </pic:pic>
-              </a:graphicData>
-            </a:graphic>
-          </wp:inline>
-        </w:drawing>
-      </w:r>
+        <w:t xml:space="preserve"> кнопок, способ С</w:t>
+      </w:r>
+    </w:p>
+    <w:p>
+      <w:pPr>
+        <w:rPr>
+          <w:rFonts w:hint="default"/>
+          <w:lang w:val="ru-RU"/>
+        </w:rPr>
+      </w:pPr>
+      <w:bookmarkStart w:id="0" w:name="_GoBack"/>
+      <w:bookmarkEnd w:id="0"/>
     </w:p>
     <w:sectPr>
       <w:pgSz w:w="11906" w:h="16838"/>

--- a/pictures.docx
+++ b/pictures.docx
@@ -930,64 +930,12 @@
       </w:pPr>
     </w:p>
     <w:p>
-      <w:r>
-        <w:drawing>
-          <wp:inline distT="0" distB="0" distL="114300" distR="114300">
-            <wp:extent cx="5267325" cy="1240790"/>
-            <wp:effectExtent l="0" t="0" r="9525" b="16510"/>
-            <wp:docPr id="30" name="Изображение 19"/>
-            <wp:cNvGraphicFramePr>
-              <a:graphicFrameLocks xmlns:a="http://schemas.openxmlformats.org/drawingml/2006/main" noChangeAspect="1"/>
-            </wp:cNvGraphicFramePr>
-            <a:graphic xmlns:a="http://schemas.openxmlformats.org/drawingml/2006/main">
-              <a:graphicData uri="http://schemas.openxmlformats.org/drawingml/2006/picture">
-                <pic:pic xmlns:pic="http://schemas.openxmlformats.org/drawingml/2006/picture">
-                  <pic:nvPicPr>
-                    <pic:cNvPr id="30" name="Изображение 19"/>
-                    <pic:cNvPicPr>
-                      <a:picLocks noChangeAspect="1"/>
-                    </pic:cNvPicPr>
-                  </pic:nvPicPr>
-                  <pic:blipFill>
-                    <a:blip r:embed="rId15"/>
-                    <a:stretch>
-                      <a:fillRect/>
-                    </a:stretch>
-                  </pic:blipFill>
-                  <pic:spPr>
-                    <a:xfrm>
-                      <a:off x="0" y="0"/>
-                      <a:ext cx="5267325" cy="1240790"/>
-                    </a:xfrm>
-                    <a:prstGeom prst="rect">
-                      <a:avLst/>
-                    </a:prstGeom>
-                    <a:noFill/>
-                    <a:ln>
-                      <a:noFill/>
-                    </a:ln>
-                  </pic:spPr>
-                </pic:pic>
-              </a:graphicData>
-            </a:graphic>
-          </wp:inline>
-        </w:drawing>
-      </w:r>
-    </w:p>
-    <w:p>
-      <w:pPr>
-        <w:rPr>
-          <w:rFonts w:hint="default"/>
-          <w:lang w:val="ru-RU"/>
-        </w:rPr>
-      </w:pPr>
-      <w:r>
-        <w:rPr>
-          <w:rFonts w:hint="default"/>
-          <w:lang w:val="ru-RU"/>
-        </w:rPr>
-        <w:t>Добавление нового ФБ в библиотеку</w:t>
-      </w:r>
+      <w:pPr>
+        <w:rPr>
+          <w:rFonts w:hint="default"/>
+          <w:lang w:val="ru-RU"/>
+        </w:rPr>
+      </w:pPr>
     </w:p>
     <w:p/>
     <w:p/>
@@ -1011,7 +959,7 @@
                     </pic:cNvPicPr>
                   </pic:nvPicPr>
                   <pic:blipFill>
-                    <a:blip r:embed="rId16"/>
+                    <a:blip r:embed="rId15"/>
                     <a:stretch>
                       <a:fillRect/>
                     </a:stretch>
@@ -1071,7 +1019,7 @@
                     </pic:cNvPicPr>
                   </pic:nvPicPr>
                   <pic:blipFill>
-                    <a:blip r:embed="rId17"/>
+                    <a:blip r:embed="rId16"/>
                     <a:stretch>
                       <a:fillRect/>
                     </a:stretch>
@@ -1145,7 +1093,7 @@
                     </pic:cNvPicPr>
                   </pic:nvPicPr>
                   <pic:blipFill>
-                    <a:blip r:embed="rId18"/>
+                    <a:blip r:embed="rId17"/>
                     <a:stretch>
                       <a:fillRect/>
                     </a:stretch>
@@ -1213,7 +1161,7 @@
                     </pic:cNvPicPr>
                   </pic:nvPicPr>
                   <pic:blipFill>
-                    <a:blip r:embed="rId19"/>
+                    <a:blip r:embed="rId18"/>
                     <a:stretch>
                       <a:fillRect/>
                     </a:stretch>
@@ -1281,6 +1229,80 @@
                     </pic:cNvPicPr>
                   </pic:nvPicPr>
                   <pic:blipFill>
+                    <a:blip r:embed="rId19"/>
+                    <a:stretch>
+                      <a:fillRect/>
+                    </a:stretch>
+                  </pic:blipFill>
+                  <pic:spPr>
+                    <a:xfrm>
+                      <a:off x="0" y="0"/>
+                      <a:ext cx="5271135" cy="1878965"/>
+                    </a:xfrm>
+                    <a:prstGeom prst="rect">
+                      <a:avLst/>
+                    </a:prstGeom>
+                    <a:noFill/>
+                    <a:ln>
+                      <a:noFill/>
+                    </a:ln>
+                  </pic:spPr>
+                </pic:pic>
+              </a:graphicData>
+            </a:graphic>
+          </wp:inline>
+        </w:drawing>
+      </w:r>
+    </w:p>
+    <w:p>
+      <w:pPr>
+        <w:rPr>
+          <w:rFonts w:hint="default"/>
+          <w:lang w:val="ru-RU"/>
+        </w:rPr>
+      </w:pPr>
+      <w:r>
+        <w:rPr>
+          <w:lang w:val="ru-RU"/>
+        </w:rPr>
+        <w:t>Мэппинг</w:t>
+      </w:r>
+      <w:r>
+        <w:rPr>
+          <w:rFonts w:hint="default"/>
+          <w:lang w:val="ru-RU"/>
+        </w:rPr>
+        <w:t xml:space="preserve"> кнопок, способ С</w:t>
+      </w:r>
+    </w:p>
+    <w:p>
+      <w:pPr>
+        <w:rPr>
+          <w:rFonts w:hint="default"/>
+          <w:lang w:val="ru-RU"/>
+        </w:rPr>
+      </w:pPr>
+    </w:p>
+    <w:p>
+      <w:r>
+        <w:drawing>
+          <wp:inline distT="0" distB="0" distL="114300" distR="114300">
+            <wp:extent cx="5266690" cy="2264410"/>
+            <wp:effectExtent l="0" t="0" r="10160" b="2540"/>
+            <wp:docPr id="6" name="Изображение 4"/>
+            <wp:cNvGraphicFramePr>
+              <a:graphicFrameLocks xmlns:a="http://schemas.openxmlformats.org/drawingml/2006/main" noChangeAspect="1"/>
+            </wp:cNvGraphicFramePr>
+            <a:graphic xmlns:a="http://schemas.openxmlformats.org/drawingml/2006/main">
+              <a:graphicData uri="http://schemas.openxmlformats.org/drawingml/2006/picture">
+                <pic:pic xmlns:pic="http://schemas.openxmlformats.org/drawingml/2006/picture">
+                  <pic:nvPicPr>
+                    <pic:cNvPr id="6" name="Изображение 4"/>
+                    <pic:cNvPicPr>
+                      <a:picLocks noChangeAspect="1"/>
+                    </pic:cNvPicPr>
+                  </pic:nvPicPr>
+                  <pic:blipFill>
                     <a:blip r:embed="rId20"/>
                     <a:stretch>
                       <a:fillRect/>
@@ -1289,53 +1311,407 @@
                   <pic:spPr>
                     <a:xfrm>
                       <a:off x="0" y="0"/>
-                      <a:ext cx="5271135" cy="1878965"/>
-                    </a:xfrm>
-                    <a:prstGeom prst="rect">
-                      <a:avLst/>
-                    </a:prstGeom>
-                    <a:noFill/>
-                    <a:ln>
-                      <a:noFill/>
-                    </a:ln>
-                  </pic:spPr>
-                </pic:pic>
-              </a:graphicData>
-            </a:graphic>
-          </wp:inline>
-        </w:drawing>
-      </w:r>
-    </w:p>
-    <w:p>
-      <w:pPr>
-        <w:rPr>
-          <w:rFonts w:hint="default"/>
-          <w:lang w:val="ru-RU"/>
-        </w:rPr>
-      </w:pPr>
-      <w:r>
-        <w:rPr>
-          <w:lang w:val="ru-RU"/>
-        </w:rPr>
-        <w:t>Мэппинг</w:t>
-      </w:r>
-      <w:r>
-        <w:rPr>
-          <w:rFonts w:hint="default"/>
-          <w:lang w:val="ru-RU"/>
-        </w:rPr>
-        <w:t xml:space="preserve"> кнопок, способ С</w:t>
-      </w:r>
-    </w:p>
-    <w:p>
-      <w:pPr>
-        <w:rPr>
-          <w:rFonts w:hint="default"/>
-          <w:lang w:val="ru-RU"/>
-        </w:rPr>
-      </w:pPr>
+                      <a:ext cx="5266690" cy="2264410"/>
+                    </a:xfrm>
+                    <a:prstGeom prst="rect">
+                      <a:avLst/>
+                    </a:prstGeom>
+                    <a:noFill/>
+                    <a:ln>
+                      <a:noFill/>
+                    </a:ln>
+                  </pic:spPr>
+                </pic:pic>
+              </a:graphicData>
+            </a:graphic>
+          </wp:inline>
+        </w:drawing>
+      </w:r>
+    </w:p>
+    <w:p>
+      <w:pPr>
+        <w:rPr>
+          <w:rFonts w:hint="default"/>
+          <w:lang w:val="ru-RU"/>
+        </w:rPr>
+      </w:pPr>
+      <w:r>
+        <w:rPr>
+          <w:rFonts w:hint="default"/>
+          <w:lang w:val="ru-RU"/>
+        </w:rPr>
+        <w:t>Включение и инициализация модели привода</w:t>
+      </w:r>
+    </w:p>
+    <w:p>
+      <w:r>
+        <w:drawing>
+          <wp:inline distT="0" distB="0" distL="114300" distR="114300">
+            <wp:extent cx="635" cy="0"/>
+            <wp:effectExtent l="0" t="0" r="0" b="0"/>
+            <wp:docPr id="7" name="Изображение 5"/>
+            <wp:cNvGraphicFramePr>
+              <a:graphicFrameLocks xmlns:a="http://schemas.openxmlformats.org/drawingml/2006/main" noChangeAspect="1"/>
+            </wp:cNvGraphicFramePr>
+            <a:graphic xmlns:a="http://schemas.openxmlformats.org/drawingml/2006/main">
+              <a:graphicData uri="http://schemas.openxmlformats.org/drawingml/2006/picture">
+                <pic:pic xmlns:pic="http://schemas.openxmlformats.org/drawingml/2006/picture">
+                  <pic:nvPicPr>
+                    <pic:cNvPr id="7" name="Изображение 5"/>
+                    <pic:cNvPicPr>
+                      <a:picLocks noChangeAspect="1"/>
+                    </pic:cNvPicPr>
+                  </pic:nvPicPr>
+                  <pic:blipFill>
+                    <a:blip r:embed="rId21"/>
+                    <a:stretch>
+                      <a:fillRect/>
+                    </a:stretch>
+                  </pic:blipFill>
+                  <pic:spPr>
+                    <a:xfrm>
+                      <a:off x="0" y="0"/>
+                      <a:ext cx="635" cy="0"/>
+                    </a:xfrm>
+                    <a:prstGeom prst="rect">
+                      <a:avLst/>
+                    </a:prstGeom>
+                    <a:noFill/>
+                    <a:ln>
+                      <a:noFill/>
+                    </a:ln>
+                  </pic:spPr>
+                </pic:pic>
+              </a:graphicData>
+            </a:graphic>
+          </wp:inline>
+        </w:drawing>
+      </w:r>
+      <w:r>
+        <w:drawing>
+          <wp:inline distT="0" distB="0" distL="114300" distR="114300">
+            <wp:extent cx="635" cy="0"/>
+            <wp:effectExtent l="0" t="0" r="0" b="0"/>
+            <wp:docPr id="8" name="Изображение 6"/>
+            <wp:cNvGraphicFramePr>
+              <a:graphicFrameLocks xmlns:a="http://schemas.openxmlformats.org/drawingml/2006/main" noChangeAspect="1"/>
+            </wp:cNvGraphicFramePr>
+            <a:graphic xmlns:a="http://schemas.openxmlformats.org/drawingml/2006/main">
+              <a:graphicData uri="http://schemas.openxmlformats.org/drawingml/2006/picture">
+                <pic:pic xmlns:pic="http://schemas.openxmlformats.org/drawingml/2006/picture">
+                  <pic:nvPicPr>
+                    <pic:cNvPr id="8" name="Изображение 6"/>
+                    <pic:cNvPicPr>
+                      <a:picLocks noChangeAspect="1"/>
+                    </pic:cNvPicPr>
+                  </pic:nvPicPr>
+                  <pic:blipFill>
+                    <a:blip r:embed="rId21"/>
+                    <a:stretch>
+                      <a:fillRect/>
+                    </a:stretch>
+                  </pic:blipFill>
+                  <pic:spPr>
+                    <a:xfrm>
+                      <a:off x="0" y="0"/>
+                      <a:ext cx="635" cy="0"/>
+                    </a:xfrm>
+                    <a:prstGeom prst="rect">
+                      <a:avLst/>
+                    </a:prstGeom>
+                    <a:noFill/>
+                    <a:ln>
+                      <a:noFill/>
+                    </a:ln>
+                  </pic:spPr>
+                </pic:pic>
+              </a:graphicData>
+            </a:graphic>
+          </wp:inline>
+        </w:drawing>
+      </w:r>
+      <w:r>
+        <w:drawing>
+          <wp:inline distT="0" distB="0" distL="114300" distR="114300">
+            <wp:extent cx="5263515" cy="2206625"/>
+            <wp:effectExtent l="0" t="0" r="13335" b="3175"/>
+            <wp:docPr id="10" name="Изображение 8"/>
+            <wp:cNvGraphicFramePr>
+              <a:graphicFrameLocks xmlns:a="http://schemas.openxmlformats.org/drawingml/2006/main" noChangeAspect="1"/>
+            </wp:cNvGraphicFramePr>
+            <a:graphic xmlns:a="http://schemas.openxmlformats.org/drawingml/2006/main">
+              <a:graphicData uri="http://schemas.openxmlformats.org/drawingml/2006/picture">
+                <pic:pic xmlns:pic="http://schemas.openxmlformats.org/drawingml/2006/picture">
+                  <pic:nvPicPr>
+                    <pic:cNvPr id="10" name="Изображение 8"/>
+                    <pic:cNvPicPr>
+                      <a:picLocks noChangeAspect="1"/>
+                    </pic:cNvPicPr>
+                  </pic:nvPicPr>
+                  <pic:blipFill>
+                    <a:blip r:embed="rId22"/>
+                    <a:stretch>
+                      <a:fillRect/>
+                    </a:stretch>
+                  </pic:blipFill>
+                  <pic:spPr>
+                    <a:xfrm>
+                      <a:off x="0" y="0"/>
+                      <a:ext cx="5263515" cy="2206625"/>
+                    </a:xfrm>
+                    <a:prstGeom prst="rect">
+                      <a:avLst/>
+                    </a:prstGeom>
+                    <a:noFill/>
+                    <a:ln>
+                      <a:noFill/>
+                    </a:ln>
+                  </pic:spPr>
+                </pic:pic>
+              </a:graphicData>
+            </a:graphic>
+          </wp:inline>
+        </w:drawing>
+      </w:r>
+    </w:p>
+    <w:p>
+      <w:r>
+        <w:drawing>
+          <wp:inline distT="0" distB="0" distL="114300" distR="114300">
+            <wp:extent cx="5265420" cy="2244090"/>
+            <wp:effectExtent l="0" t="0" r="11430" b="3810"/>
+            <wp:docPr id="13" name="Изображение 10"/>
+            <wp:cNvGraphicFramePr>
+              <a:graphicFrameLocks xmlns:a="http://schemas.openxmlformats.org/drawingml/2006/main" noChangeAspect="1"/>
+            </wp:cNvGraphicFramePr>
+            <a:graphic xmlns:a="http://schemas.openxmlformats.org/drawingml/2006/main">
+              <a:graphicData uri="http://schemas.openxmlformats.org/drawingml/2006/picture">
+                <pic:pic xmlns:pic="http://schemas.openxmlformats.org/drawingml/2006/picture">
+                  <pic:nvPicPr>
+                    <pic:cNvPr id="13" name="Изображение 10"/>
+                    <pic:cNvPicPr>
+                      <a:picLocks noChangeAspect="1"/>
+                    </pic:cNvPicPr>
+                  </pic:nvPicPr>
+                  <pic:blipFill>
+                    <a:blip r:embed="rId23"/>
+                    <a:stretch>
+                      <a:fillRect/>
+                    </a:stretch>
+                  </pic:blipFill>
+                  <pic:spPr>
+                    <a:xfrm>
+                      <a:off x="0" y="0"/>
+                      <a:ext cx="5265420" cy="2244090"/>
+                    </a:xfrm>
+                    <a:prstGeom prst="rect">
+                      <a:avLst/>
+                    </a:prstGeom>
+                    <a:noFill/>
+                    <a:ln>
+                      <a:noFill/>
+                    </a:ln>
+                  </pic:spPr>
+                </pic:pic>
+              </a:graphicData>
+            </a:graphic>
+          </wp:inline>
+        </w:drawing>
+      </w:r>
+    </w:p>
+    <w:p>
+      <w:pPr>
+        <w:rPr>
+          <w:rFonts w:hint="default"/>
+          <w:lang w:val="en-US"/>
+        </w:rPr>
+      </w:pPr>
+      <w:r>
+        <w:rPr>
+          <w:lang w:val="ru-RU"/>
+        </w:rPr>
+        <w:t>Реферирование</w:t>
+      </w:r>
+    </w:p>
+    <w:p>
+      <w:pPr>
+        <w:rPr>
+          <w:rFonts w:hint="default"/>
+          <w:lang w:val="en-US"/>
+        </w:rPr>
+      </w:pPr>
+    </w:p>
+    <w:p>
+      <w:r>
+        <w:drawing>
+          <wp:inline distT="0" distB="0" distL="114300" distR="114300">
+            <wp:extent cx="5273040" cy="3662680"/>
+            <wp:effectExtent l="0" t="0" r="3810" b="13970"/>
+            <wp:docPr id="14" name="Изображение 11"/>
+            <wp:cNvGraphicFramePr>
+              <a:graphicFrameLocks xmlns:a="http://schemas.openxmlformats.org/drawingml/2006/main" noChangeAspect="1"/>
+            </wp:cNvGraphicFramePr>
+            <a:graphic xmlns:a="http://schemas.openxmlformats.org/drawingml/2006/main">
+              <a:graphicData uri="http://schemas.openxmlformats.org/drawingml/2006/picture">
+                <pic:pic xmlns:pic="http://schemas.openxmlformats.org/drawingml/2006/picture">
+                  <pic:nvPicPr>
+                    <pic:cNvPr id="14" name="Изображение 11"/>
+                    <pic:cNvPicPr>
+                      <a:picLocks noChangeAspect="1"/>
+                    </pic:cNvPicPr>
+                  </pic:nvPicPr>
+                  <pic:blipFill>
+                    <a:blip r:embed="rId24"/>
+                    <a:stretch>
+                      <a:fillRect/>
+                    </a:stretch>
+                  </pic:blipFill>
+                  <pic:spPr>
+                    <a:xfrm>
+                      <a:off x="0" y="0"/>
+                      <a:ext cx="5273040" cy="3662680"/>
+                    </a:xfrm>
+                    <a:prstGeom prst="rect">
+                      <a:avLst/>
+                    </a:prstGeom>
+                    <a:noFill/>
+                    <a:ln>
+                      <a:noFill/>
+                    </a:ln>
+                  </pic:spPr>
+                </pic:pic>
+              </a:graphicData>
+            </a:graphic>
+          </wp:inline>
+        </w:drawing>
+      </w:r>
+    </w:p>
+    <w:p>
+      <w:r>
+        <w:drawing>
+          <wp:inline distT="0" distB="0" distL="114300" distR="114300">
+            <wp:extent cx="5271135" cy="3658870"/>
+            <wp:effectExtent l="0" t="0" r="5715" b="17780"/>
+            <wp:docPr id="19" name="Изображение 13"/>
+            <wp:cNvGraphicFramePr>
+              <a:graphicFrameLocks xmlns:a="http://schemas.openxmlformats.org/drawingml/2006/main" noChangeAspect="1"/>
+            </wp:cNvGraphicFramePr>
+            <a:graphic xmlns:a="http://schemas.openxmlformats.org/drawingml/2006/main">
+              <a:graphicData uri="http://schemas.openxmlformats.org/drawingml/2006/picture">
+                <pic:pic xmlns:pic="http://schemas.openxmlformats.org/drawingml/2006/picture">
+                  <pic:nvPicPr>
+                    <pic:cNvPr id="19" name="Изображение 13"/>
+                    <pic:cNvPicPr>
+                      <a:picLocks noChangeAspect="1"/>
+                    </pic:cNvPicPr>
+                  </pic:nvPicPr>
+                  <pic:blipFill>
+                    <a:blip r:embed="rId25"/>
+                    <a:stretch>
+                      <a:fillRect/>
+                    </a:stretch>
+                  </pic:blipFill>
+                  <pic:spPr>
+                    <a:xfrm>
+                      <a:off x="0" y="0"/>
+                      <a:ext cx="5271135" cy="3658870"/>
+                    </a:xfrm>
+                    <a:prstGeom prst="rect">
+                      <a:avLst/>
+                    </a:prstGeom>
+                    <a:noFill/>
+                    <a:ln>
+                      <a:noFill/>
+                    </a:ln>
+                  </pic:spPr>
+                </pic:pic>
+              </a:graphicData>
+            </a:graphic>
+          </wp:inline>
+        </w:drawing>
+      </w:r>
+    </w:p>
+    <w:p>
+      <w:pPr>
+        <w:rPr>
+          <w:rFonts w:hint="default"/>
+          <w:lang w:val="ru-RU"/>
+        </w:rPr>
+      </w:pPr>
+      <w:r>
+        <w:rPr>
+          <w:lang w:val="ru-RU"/>
+        </w:rPr>
+        <w:t>Настройки</w:t>
+      </w:r>
+      <w:r>
+        <w:rPr>
+          <w:rFonts w:hint="default"/>
+          <w:lang w:val="ru-RU"/>
+        </w:rPr>
+        <w:t xml:space="preserve"> трейса</w:t>
+      </w:r>
+    </w:p>
+    <w:p>
+      <w:r>
+        <w:drawing>
+          <wp:inline distT="0" distB="0" distL="114300" distR="114300">
+            <wp:extent cx="5269230" cy="4745355"/>
+            <wp:effectExtent l="0" t="0" r="7620" b="17145"/>
+            <wp:docPr id="20" name="Изображение 14"/>
+            <wp:cNvGraphicFramePr>
+              <a:graphicFrameLocks xmlns:a="http://schemas.openxmlformats.org/drawingml/2006/main" noChangeAspect="1"/>
+            </wp:cNvGraphicFramePr>
+            <a:graphic xmlns:a="http://schemas.openxmlformats.org/drawingml/2006/main">
+              <a:graphicData uri="http://schemas.openxmlformats.org/drawingml/2006/picture">
+                <pic:pic xmlns:pic="http://schemas.openxmlformats.org/drawingml/2006/picture">
+                  <pic:nvPicPr>
+                    <pic:cNvPr id="20" name="Изображение 14"/>
+                    <pic:cNvPicPr>
+                      <a:picLocks noChangeAspect="1"/>
+                    </pic:cNvPicPr>
+                  </pic:nvPicPr>
+                  <pic:blipFill>
+                    <a:blip r:embed="rId26"/>
+                    <a:stretch>
+                      <a:fillRect/>
+                    </a:stretch>
+                  </pic:blipFill>
+                  <pic:spPr>
+                    <a:xfrm>
+                      <a:off x="0" y="0"/>
+                      <a:ext cx="5269230" cy="4745355"/>
+                    </a:xfrm>
+                    <a:prstGeom prst="rect">
+                      <a:avLst/>
+                    </a:prstGeom>
+                    <a:noFill/>
+                    <a:ln>
+                      <a:noFill/>
+                    </a:ln>
+                  </pic:spPr>
+                </pic:pic>
+              </a:graphicData>
+            </a:graphic>
+          </wp:inline>
+        </w:drawing>
+      </w:r>
       <w:bookmarkStart w:id="0" w:name="_GoBack"/>
       <w:bookmarkEnd w:id="0"/>
+    </w:p>
+    <w:p>
+      <w:pPr>
+        <w:rPr>
+          <w:rFonts w:hint="default"/>
+          <w:lang w:val="ru-RU"/>
+        </w:rPr>
+      </w:pPr>
+      <w:r>
+        <w:rPr>
+          <w:lang w:val="ru-RU"/>
+        </w:rPr>
+        <w:t>Трейс</w:t>
+      </w:r>
     </w:p>
     <w:sectPr>
       <w:pgSz w:w="11906" w:h="16838"/>

--- a/pictures.docx
+++ b/pictures.docx
@@ -1653,6 +1653,12 @@
       </w:r>
     </w:p>
     <w:p>
+      <w:pPr>
+        <w:rPr>
+          <w:rFonts w:hint="default"/>
+          <w:lang w:val="en-US"/>
+        </w:rPr>
+      </w:pPr>
       <w:r>
         <w:drawing>
           <wp:inline distT="0" distB="0" distL="114300" distR="114300">
@@ -1696,22 +1702,154 @@
           </wp:inline>
         </w:drawing>
       </w:r>
+    </w:p>
+    <w:p>
+      <w:pPr>
+        <w:rPr>
+          <w:lang w:val="ru-RU"/>
+        </w:rPr>
+      </w:pPr>
+      <w:r>
+        <w:rPr>
+          <w:lang w:val="ru-RU"/>
+        </w:rPr>
+        <w:t>Трейс</w:t>
+      </w:r>
+    </w:p>
+    <w:p>
+      <w:pPr>
+        <w:rPr>
+          <w:lang w:val="ru-RU"/>
+        </w:rPr>
+      </w:pPr>
+    </w:p>
+    <w:p>
+      <w:r>
+        <w:drawing>
+          <wp:inline distT="0" distB="0" distL="114300" distR="114300">
+            <wp:extent cx="5264150" cy="3374390"/>
+            <wp:effectExtent l="0" t="0" r="12700" b="16510"/>
+            <wp:docPr id="23" name="Изображение 15"/>
+            <wp:cNvGraphicFramePr>
+              <a:graphicFrameLocks xmlns:a="http://schemas.openxmlformats.org/drawingml/2006/main" noChangeAspect="1"/>
+            </wp:cNvGraphicFramePr>
+            <a:graphic xmlns:a="http://schemas.openxmlformats.org/drawingml/2006/main">
+              <a:graphicData uri="http://schemas.openxmlformats.org/drawingml/2006/picture">
+                <pic:pic xmlns:pic="http://schemas.openxmlformats.org/drawingml/2006/picture">
+                  <pic:nvPicPr>
+                    <pic:cNvPr id="23" name="Изображение 15"/>
+                    <pic:cNvPicPr>
+                      <a:picLocks noChangeAspect="1"/>
+                    </pic:cNvPicPr>
+                  </pic:nvPicPr>
+                  <pic:blipFill>
+                    <a:blip r:embed="rId27"/>
+                    <a:stretch>
+                      <a:fillRect/>
+                    </a:stretch>
+                  </pic:blipFill>
+                  <pic:spPr>
+                    <a:xfrm>
+                      <a:off x="0" y="0"/>
+                      <a:ext cx="5264150" cy="3374390"/>
+                    </a:xfrm>
+                    <a:prstGeom prst="rect">
+                      <a:avLst/>
+                    </a:prstGeom>
+                    <a:noFill/>
+                    <a:ln>
+                      <a:noFill/>
+                    </a:ln>
+                  </pic:spPr>
+                </pic:pic>
+              </a:graphicData>
+            </a:graphic>
+          </wp:inline>
+        </w:drawing>
+      </w:r>
+    </w:p>
+    <w:p>
+      <w:r>
+        <w:rPr>
+          <w:rFonts w:hint="default"/>
+          <w:lang w:val="ru-RU"/>
+        </w:rPr>
+        <w:t xml:space="preserve">Трейс при </w:t>
+      </w:r>
+      <w:r>
+        <w:rPr>
+          <w:rFonts w:hint="default"/>
+          <w:lang w:val="en-US"/>
+        </w:rPr>
+        <w:t>Absolute Basis Movement</w:t>
+      </w:r>
+      <w:r>
+        <w:rPr>
+          <w:rFonts w:hint="default"/>
+          <w:lang w:val="en-US"/>
+        </w:rPr>
+        <w:br w:type="textWrapping"/>
+      </w:r>
+      <w:r>
+        <w:drawing>
+          <wp:inline distT="0" distB="0" distL="114300" distR="114300">
+            <wp:extent cx="5263515" cy="2353310"/>
+            <wp:effectExtent l="0" t="0" r="13335" b="8890"/>
+            <wp:docPr id="24" name="Изображение 16"/>
+            <wp:cNvGraphicFramePr>
+              <a:graphicFrameLocks xmlns:a="http://schemas.openxmlformats.org/drawingml/2006/main" noChangeAspect="1"/>
+            </wp:cNvGraphicFramePr>
+            <a:graphic xmlns:a="http://schemas.openxmlformats.org/drawingml/2006/main">
+              <a:graphicData uri="http://schemas.openxmlformats.org/drawingml/2006/picture">
+                <pic:pic xmlns:pic="http://schemas.openxmlformats.org/drawingml/2006/picture">
+                  <pic:nvPicPr>
+                    <pic:cNvPr id="24" name="Изображение 16"/>
+                    <pic:cNvPicPr>
+                      <a:picLocks noChangeAspect="1"/>
+                    </pic:cNvPicPr>
+                  </pic:nvPicPr>
+                  <pic:blipFill>
+                    <a:blip r:embed="rId28"/>
+                    <a:stretch>
+                      <a:fillRect/>
+                    </a:stretch>
+                  </pic:blipFill>
+                  <pic:spPr>
+                    <a:xfrm>
+                      <a:off x="0" y="0"/>
+                      <a:ext cx="5263515" cy="2353310"/>
+                    </a:xfrm>
+                    <a:prstGeom prst="rect">
+                      <a:avLst/>
+                    </a:prstGeom>
+                    <a:noFill/>
+                    <a:ln>
+                      <a:noFill/>
+                    </a:ln>
+                  </pic:spPr>
+                </pic:pic>
+              </a:graphicData>
+            </a:graphic>
+          </wp:inline>
+        </w:drawing>
+      </w:r>
+    </w:p>
+    <w:p>
+      <w:pPr>
+        <w:rPr>
+          <w:rFonts w:hint="default"/>
+          <w:lang w:val="en-US"/>
+        </w:rPr>
+      </w:pPr>
+      <w:r>
+        <w:rPr>
+          <w:rFonts w:hint="default"/>
+          <w:lang w:val="en-US"/>
+        </w:rPr>
+        <w:t>Basis movement</w:t>
+      </w:r>
       <w:bookmarkStart w:id="0" w:name="_GoBack"/>
       <w:bookmarkEnd w:id="0"/>
-    </w:p>
-    <w:p>
-      <w:pPr>
-        <w:rPr>
-          <w:rFonts w:hint="default"/>
-          <w:lang w:val="ru-RU"/>
-        </w:rPr>
-      </w:pPr>
-      <w:r>
-        <w:rPr>
-          <w:lang w:val="ru-RU"/>
-        </w:rPr>
-        <w:t>Трейс</w:t>
-      </w:r>
     </w:p>
     <w:sectPr>
       <w:pgSz w:w="11906" w:h="16838"/>

--- a/pictures.docx
+++ b/pictures.docx
@@ -1848,6 +1848,147 @@
         </w:rPr>
         <w:t>Basis movement</w:t>
       </w:r>
+    </w:p>
+    <w:p>
+      <w:pPr>
+        <w:rPr>
+          <w:rFonts w:hint="default"/>
+          <w:lang w:val="en-US"/>
+        </w:rPr>
+      </w:pPr>
+    </w:p>
+    <w:p>
+      <w:r>
+        <w:drawing>
+          <wp:inline distT="0" distB="0" distL="114300" distR="114300">
+            <wp:extent cx="5272405" cy="2583815"/>
+            <wp:effectExtent l="0" t="0" r="4445" b="6985"/>
+            <wp:docPr id="30" name="Изображение 17"/>
+            <wp:cNvGraphicFramePr>
+              <a:graphicFrameLocks xmlns:a="http://schemas.openxmlformats.org/drawingml/2006/main" noChangeAspect="1"/>
+            </wp:cNvGraphicFramePr>
+            <a:graphic xmlns:a="http://schemas.openxmlformats.org/drawingml/2006/main">
+              <a:graphicData uri="http://schemas.openxmlformats.org/drawingml/2006/picture">
+                <pic:pic xmlns:pic="http://schemas.openxmlformats.org/drawingml/2006/picture">
+                  <pic:nvPicPr>
+                    <pic:cNvPr id="30" name="Изображение 17"/>
+                    <pic:cNvPicPr>
+                      <a:picLocks noChangeAspect="1"/>
+                    </pic:cNvPicPr>
+                  </pic:nvPicPr>
+                  <pic:blipFill>
+                    <a:blip r:embed="rId29"/>
+                    <a:stretch>
+                      <a:fillRect/>
+                    </a:stretch>
+                  </pic:blipFill>
+                  <pic:spPr>
+                    <a:xfrm>
+                      <a:off x="0" y="0"/>
+                      <a:ext cx="5272405" cy="2583815"/>
+                    </a:xfrm>
+                    <a:prstGeom prst="rect">
+                      <a:avLst/>
+                    </a:prstGeom>
+                    <a:noFill/>
+                    <a:ln>
+                      <a:noFill/>
+                    </a:ln>
+                  </pic:spPr>
+                </pic:pic>
+              </a:graphicData>
+            </a:graphic>
+          </wp:inline>
+        </w:drawing>
+      </w:r>
+    </w:p>
+    <w:p>
+      <w:pPr>
+        <w:rPr>
+          <w:rFonts w:hint="default"/>
+          <w:lang w:val="ru-RU"/>
+        </w:rPr>
+      </w:pPr>
+      <w:r>
+        <w:drawing>
+          <wp:inline distT="0" distB="0" distL="114300" distR="114300">
+            <wp:extent cx="5267960" cy="2041525"/>
+            <wp:effectExtent l="0" t="0" r="8890" b="15875"/>
+            <wp:docPr id="33" name="Изображение 18"/>
+            <wp:cNvGraphicFramePr>
+              <a:graphicFrameLocks xmlns:a="http://schemas.openxmlformats.org/drawingml/2006/main" noChangeAspect="1"/>
+            </wp:cNvGraphicFramePr>
+            <a:graphic xmlns:a="http://schemas.openxmlformats.org/drawingml/2006/main">
+              <a:graphicData uri="http://schemas.openxmlformats.org/drawingml/2006/picture">
+                <pic:pic xmlns:pic="http://schemas.openxmlformats.org/drawingml/2006/picture">
+                  <pic:nvPicPr>
+                    <pic:cNvPr id="33" name="Изображение 18"/>
+                    <pic:cNvPicPr>
+                      <a:picLocks noChangeAspect="1"/>
+                    </pic:cNvPicPr>
+                  </pic:nvPicPr>
+                  <pic:blipFill>
+                    <a:blip r:embed="rId30"/>
+                    <a:stretch>
+                      <a:fillRect/>
+                    </a:stretch>
+                  </pic:blipFill>
+                  <pic:spPr>
+                    <a:xfrm>
+                      <a:off x="0" y="0"/>
+                      <a:ext cx="5267960" cy="2041525"/>
+                    </a:xfrm>
+                    <a:prstGeom prst="rect">
+                      <a:avLst/>
+                    </a:prstGeom>
+                    <a:noFill/>
+                    <a:ln>
+                      <a:noFill/>
+                    </a:ln>
+                  </pic:spPr>
+                </pic:pic>
+              </a:graphicData>
+            </a:graphic>
+          </wp:inline>
+        </w:drawing>
+      </w:r>
+      <w:r>
+        <w:rPr>
+          <w:rFonts w:hint="default"/>
+          <w:lang w:val="ru-RU"/>
+        </w:rPr>
+        <w:t xml:space="preserve">Мэппинг переменных </w:t>
+      </w:r>
+      <w:r>
+        <w:rPr>
+          <w:rFonts w:hint="default"/>
+          <w:lang w:val="en-US"/>
+        </w:rPr>
+        <w:t xml:space="preserve">SDC </w:t>
+      </w:r>
+      <w:r>
+        <w:rPr>
+          <w:rFonts w:hint="default"/>
+          <w:lang w:val="ru-RU"/>
+        </w:rPr>
+        <w:t>оси</w:t>
+      </w:r>
+    </w:p>
+    <w:p>
+      <w:pPr>
+        <w:rPr>
+          <w:rFonts w:hint="default"/>
+          <w:lang w:val="ru-RU"/>
+        </w:rPr>
+      </w:pPr>
+    </w:p>
+    <w:p>
+      <w:pPr>
+        <w:rPr>
+          <w:rFonts w:hint="default"/>
+          <w:lang w:val="ru-RU"/>
+        </w:rPr>
+      </w:pPr>
       <w:bookmarkStart w:id="0" w:name="_GoBack"/>
       <w:bookmarkEnd w:id="0"/>
     </w:p>
